--- a/docs/business/Familiar_Guest_Competitive_Assessment.docx
+++ b/docs/business/Familiar_Guest_Competitive_Assessment.docx
@@ -91,7 +91,7 @@
       <w:r>
         <w:t xml:space="preserve">stylesheet: </w:t>
       </w:r>
-      <w:hyperlink w:history="1" r:id="rIdg-fvv24k3finjpzkbrtf_">
+      <w:hyperlink w:history="1" r:id="rId8_j-qcz1e_z6kf5njawzc">
         <w:r>
           <w:rPr>
             <w:rStyle w:val="MdLink"/>
@@ -1551,7 +1551,7 @@
       </w:r>
       <w:r>
         <w:br/>
-        <w:t xml:space="preserve">familiarguest.com &amp;nbsp;&amp;nbsp;|&amp;nbsp;&amp;nbsp; June 2026</w:t>
+        <w:t xml:space="preserve">famguest.com &amp;nbsp;&amp;nbsp;|&amp;nbsp;&amp;nbsp; June 2026</w:t>
       </w:r>
       <w:r>
         <w:br/>

--- a/docs/business/Familiar_Guest_Competitive_Assessment.docx
+++ b/docs/business/Familiar_Guest_Competitive_Assessment.docx
@@ -91,7 +91,7 @@
       <w:r>
         <w:t xml:space="preserve">stylesheet: </w:t>
       </w:r>
-      <w:hyperlink w:history="1" r:id="rId8_j-qcz1e_z6kf5njawzc">
+      <w:hyperlink w:history="1" r:id="rIdbgb3khfgky29bp6beov5y">
         <w:r>
           <w:rPr>
             <w:rStyle w:val="MdLink"/>
@@ -1312,7 +1312,7 @@
               <w:pStyle w:val="MdTableCell"/>
             </w:pPr>
             <w:r>
-              <w:t xml:space="preserve">5% or $29/mo</w:t>
+              <w:t xml:space="preserve">5% or from $12/mo</w:t>
             </w:r>
           </w:p>
         </w:tc>

--- a/docs/business/Familiar_Guest_Competitive_Assessment.docx
+++ b/docs/business/Familiar_Guest_Competitive_Assessment.docx
@@ -91,7 +91,7 @@
       <w:r>
         <w:t xml:space="preserve">stylesheet: </w:t>
       </w:r>
-      <w:hyperlink w:history="1" r:id="rIdbgb3khfgky29bp6beov5y">
+      <w:hyperlink w:history="1" r:id="rIddwgtrmztziwaj1qd7hyiz">
         <w:r>
           <w:rPr>
             <w:rStyle w:val="MdLink"/>
@@ -1312,7 +1312,7 @@
               <w:pStyle w:val="MdTableCell"/>
             </w:pPr>
             <w:r>
-              <w:t xml:space="preserve">5% or from $12/mo</w:t>
+              <w:t xml:space="preserve">5% or from $15/mo</w:t>
             </w:r>
           </w:p>
         </w:tc>

--- a/docs/business/Familiar_Guest_Competitive_Assessment.docx
+++ b/docs/business/Familiar_Guest_Competitive_Assessment.docx
@@ -91,7 +91,7 @@
       <w:r>
         <w:t xml:space="preserve">stylesheet: </w:t>
       </w:r>
-      <w:hyperlink w:history="1" r:id="rIddwgtrmztziwaj1qd7hyiz">
+      <w:hyperlink w:history="1" r:id="rIdlhbswrmmwy_wkifdgmum5">
         <w:r>
           <w:rPr>
             <w:rStyle w:val="MdLink"/>
@@ -1299,6 +1299,73 @@
                 <w:b/>
                 <w:bCs/>
               </w:rPr>
+              <w:t xml:space="preserve">Tax payments &amp;amp; accounting</w:t>
+            </w:r>
+          </w:p>
+        </w:tc>
+        <w:tc>
+          <w:tcPr>
+            <w:vAlign w:val="center"/>
+          </w:tcPr>
+          <w:p>
+            <w:pPr>
+              <w:pStyle w:val="MdTableCell"/>
+            </w:pPr>
+            <w:r>
+              <w:t xml:space="preserve">Built-in cross-border tax handling + tax-ready accounting</w:t>
+            </w:r>
+          </w:p>
+        </w:tc>
+        <w:tc>
+          <w:tcPr>
+            <w:vAlign w:val="center"/>
+          </w:tcPr>
+          <w:p>
+            <w:pPr>
+              <w:pStyle w:val="MdTableCell"/>
+            </w:pPr>
+            <w:r>
+              <w:rPr>
+                <w:rStyle w:val="MdStrong"/>
+                <w:b/>
+                <w:bCs/>
+              </w:rPr>
+              <w:t xml:space="preserve">None offer it</w:t>
+            </w:r>
+          </w:p>
+        </w:tc>
+        <w:tc>
+          <w:tcPr>
+            <w:vAlign w:val="center"/>
+          </w:tcPr>
+          <w:p>
+            <w:pPr>
+              <w:pStyle w:val="MdTableCell"/>
+            </w:pPr>
+            <w:r>
+              <w:t xml:space="preserve">Solves the hardest part of cross-border renting — a moat no incumbent has</w:t>
+            </w:r>
+          </w:p>
+        </w:tc>
+      </w:tr>
+      <w:tr>
+        <w:trPr>
+          <w:cantSplit/>
+        </w:trPr>
+        <w:tc>
+          <w:tcPr>
+            <w:vAlign w:val="center"/>
+          </w:tcPr>
+          <w:p>
+            <w:pPr>
+              <w:pStyle w:val="MdTableCell"/>
+            </w:pPr>
+            <w:r>
+              <w:rPr>
+                <w:rStyle w:val="MdStrong"/>
+                <w:b/>
+                <w:bCs/>
+              </w:rPr>
               <w:t xml:space="preserve">Pricing</w:t>
             </w:r>
           </w:p>
@@ -1338,7 +1405,7 @@
               <w:pStyle w:val="MdTableCell"/>
             </w:pPr>
             <w:r>
-              <w:t xml:space="preserve">Justified by escrow, agreements, and support</w:t>
+              <w:t xml:space="preserve">Justified by escrow, agreements, tax handling, and support</w:t>
             </w:r>
           </w:p>
         </w:tc>

--- a/docs/business/Familiar_Guest_Competitive_Assessment.docx
+++ b/docs/business/Familiar_Guest_Competitive_Assessment.docx
@@ -91,7 +91,7 @@
       <w:r>
         <w:t xml:space="preserve">stylesheet: </w:t>
       </w:r>
-      <w:hyperlink w:history="1" r:id="rIdlhbswrmmwy_wkifdgmum5">
+      <w:hyperlink w:history="1" r:id="rIdti6e8uahs6fcco4xgchcz">
         <w:r>
           <w:rPr>
             <w:rStyle w:val="MdLink"/>
@@ -1299,20 +1299,20 @@
                 <w:b/>
                 <w:bCs/>
               </w:rPr>
-              <w:t xml:space="preserve">Tax payments &amp;amp; accounting</w:t>
-            </w:r>
-          </w:p>
-        </w:tc>
-        <w:tc>
-          <w:tcPr>
-            <w:vAlign w:val="center"/>
-          </w:tcPr>
-          <w:p>
-            <w:pPr>
-              <w:pStyle w:val="MdTableCell"/>
-            </w:pPr>
-            <w:r>
-              <w:t xml:space="preserve">Built-in cross-border tax handling + tax-ready accounting</w:t>
+              <w:t xml:space="preserve">Rental income &amp;amp; tax accounting</w:t>
+            </w:r>
+          </w:p>
+        </w:tc>
+        <w:tc>
+          <w:tcPr>
+            <w:vAlign w:val="center"/>
+          </w:tcPr>
+          <w:p>
+            <w:pPr>
+              <w:pStyle w:val="MdTableCell"/>
+            </w:pPr>
+            <w:r>
+              <w:t xml:space="preserve">Built-in income tracking, cross-border tax handling + tax-reporting documents</w:t>
             </w:r>
           </w:p>
         </w:tc>
